--- a/작업일지/Week_6(250313-250330).docx
+++ b/작업일지/Week_6(250313-250330).docx
@@ -1902,7 +1902,19 @@
               <w:jc w:val="center"/>
             </w:pPr>
             <w:r>
-              <w:t>2024.03.31~2024.04.</w:t>
+              <w:t>202</w:t>
+            </w:r>
+            <w:r>
+              <w:t>5</w:t>
+            </w:r>
+            <w:r>
+              <w:t>.03.31~202</w:t>
+            </w:r>
+            <w:r>
+              <w:t>5</w:t>
+            </w:r>
+            <w:r>
+              <w:t>.04.</w:t>
             </w:r>
             <w:r>
               <w:t>16</w:t>
@@ -3484,9 +3496,7 @@
       <w:tblStyleRowBandSize w:val="1"/>
       <w:tblStyleColBandSize w:val="1"/>
       <w:tblCellMar>
-        <w:top w:w="0" w:type="dxa"/>
         <w:left w:w="108" w:type="dxa"/>
-        <w:bottom w:w="0" w:type="dxa"/>
         <w:right w:w="108" w:type="dxa"/>
       </w:tblCellMar>
     </w:tblPr>
@@ -3500,9 +3510,7 @@
       <w:tblStyleRowBandSize w:val="1"/>
       <w:tblStyleColBandSize w:val="1"/>
       <w:tblCellMar>
-        <w:top w:w="0" w:type="dxa"/>
         <w:left w:w="108" w:type="dxa"/>
-        <w:bottom w:w="0" w:type="dxa"/>
         <w:right w:w="108" w:type="dxa"/>
       </w:tblCellMar>
     </w:tblPr>
@@ -3516,9 +3524,7 @@
       <w:tblStyleRowBandSize w:val="1"/>
       <w:tblStyleColBandSize w:val="1"/>
       <w:tblCellMar>
-        <w:top w:w="0" w:type="dxa"/>
         <w:left w:w="108" w:type="dxa"/>
-        <w:bottom w:w="0" w:type="dxa"/>
         <w:right w:w="108" w:type="dxa"/>
       </w:tblCellMar>
     </w:tblPr>
